--- a/static/downloads/en/docx/layer-1/onboarding-protocol.docx
+++ b/static/downloads/en/docx/layer-1/onboarding-protocol.docx
@@ -87,7 +87,7 @@
         <w:t xml:space="preserve"> </w:t>
       </w:r>
       <w:r>
-        <w:t xml:space="preserve">2026-04-28</w:t>
+        <w:t xml:space="preserve">2026-04-29</w:t>
       </w:r>
     </w:p>
     <w:p>

--- a/static/downloads/en/docx/layer-1/onboarding-protocol.docx
+++ b/static/downloads/en/docx/layer-1/onboarding-protocol.docx
@@ -87,7 +87,7 @@
         <w:t xml:space="preserve"> </w:t>
       </w:r>
       <w:r>
-        <w:t xml:space="preserve">2026-06-26</w:t>
+        <w:t xml:space="preserve">2026-07-07</w:t>
       </w:r>
     </w:p>
     <w:p>
@@ -321,8 +321,14 @@
     </w:p>
     <w:p>
       <w:pPr>
-        <w:pStyle w:val="BlockText"/>
-      </w:pPr>
+        <w:pStyle w:val="BodyText"/>
+      </w:pPr>
+      <w:r>
+        <w:t xml:space="preserve">&gt;</w:t>
+      </w:r>
+      <w:r>
+        <w:t xml:space="preserve"> </w:t>
+      </w:r>
       <w:r>
         <w:rPr>
           <w:b/>
@@ -330,19 +336,29 @@
         </w:rPr>
         <w:t xml:space="preserve">Rationale — Why write down who gets in</w:t>
       </w:r>
-    </w:p>
-    <w:p>
-      <w:pPr>
-        <w:pStyle w:val="BlockText"/>
-      </w:pPr>
-      <w:r>
-        <w:t xml:space="preserve">Admission is the moment a stranger becomes bound by — and protected by — the community’s rules. If the criteria are informal, the decision collapses into whoever happens to like the applicant. Written criteria make admission a governance act, not a social favor, and make rejection defensible on grounds the community can point to.</w:t>
-      </w:r>
-    </w:p>
-    <w:p>
-      <w:pPr>
-        <w:pStyle w:val="BlockText"/>
-      </w:pPr>
+      <w:r>
+        <w:t xml:space="preserve"> </w:t>
+      </w:r>
+      <w:r>
+        <w:t xml:space="preserve">&gt;</w:t>
+      </w:r>
+      <w:r>
+        <w:t xml:space="preserve"> </w:t>
+      </w:r>
+      <w:r>
+        <w:t xml:space="preserve">&gt; Admission is the moment a stranger becomes bound by — and protected by — the community’s rules. If the criteria are informal, the decision collapses into whoever happens to like the applicant. Written criteria make admission a governance act, not a social favor, and make rejection defensible on grounds the community can point to.</w:t>
+      </w:r>
+    </w:p>
+    <w:p>
+      <w:pPr>
+        <w:pStyle w:val="BodyText"/>
+      </w:pPr>
+      <w:r>
+        <w:t xml:space="preserve">&gt;</w:t>
+      </w:r>
+      <w:r>
+        <w:t xml:space="preserve"> </w:t>
+      </w:r>
       <w:r>
         <w:rPr>
           <w:b/>
@@ -350,13 +366,17 @@
         </w:rPr>
         <w:t xml:space="preserve">Instructions — How to fill this in</w:t>
       </w:r>
-    </w:p>
-    <w:p>
-      <w:pPr>
-        <w:pStyle w:val="BlockText"/>
-      </w:pPr>
-      <w:r>
-        <w:t xml:space="preserve">State the explicit conditions under which an applicant may be admitted. Each criterion should be testable from the application itself or from an external check.</w:t>
+      <w:r>
+        <w:t xml:space="preserve"> </w:t>
+      </w:r>
+      <w:r>
+        <w:t xml:space="preserve">&gt;</w:t>
+      </w:r>
+      <w:r>
+        <w:t xml:space="preserve"> </w:t>
+      </w:r>
+      <w:r>
+        <w:t xml:space="preserve">&gt; State the explicit conditions under which an applicant may be admitted. Each criterion should be testable from the application itself or from an external check.</w:t>
       </w:r>
     </w:p>
     <w:p>
@@ -488,8 +508,14 @@
     </w:p>
     <w:p>
       <w:pPr>
-        <w:pStyle w:val="BlockText"/>
-      </w:pPr>
+        <w:pStyle w:val="BodyText"/>
+      </w:pPr>
+      <w:r>
+        <w:t xml:space="preserve">&gt;</w:t>
+      </w:r>
+      <w:r>
+        <w:t xml:space="preserve"> </w:t>
+      </w:r>
       <w:r>
         <w:rPr>
           <w:b/>
@@ -497,19 +523,29 @@
         </w:rPr>
         <w:t xml:space="preserve">Rationale — Why make the process a fixed sequence</w:t>
       </w:r>
-    </w:p>
-    <w:p>
-      <w:pPr>
-        <w:pStyle w:val="BlockText"/>
-      </w:pPr>
-      <w:r>
-        <w:t xml:space="preserve">Consent to governance only means something if the member has actually seen the governance. A fixed sequence — review, consent, technical setup — ensures every Full Member crossed the same threshold in the same order, so nobody slips into full rights without having encountered the constraints that come with them.</w:t>
-      </w:r>
-    </w:p>
-    <w:p>
-      <w:pPr>
-        <w:pStyle w:val="BlockText"/>
-      </w:pPr>
+      <w:r>
+        <w:t xml:space="preserve"> </w:t>
+      </w:r>
+      <w:r>
+        <w:t xml:space="preserve">&gt;</w:t>
+      </w:r>
+      <w:r>
+        <w:t xml:space="preserve"> </w:t>
+      </w:r>
+      <w:r>
+        <w:t xml:space="preserve">&gt; Consent to governance only means something if the member has actually seen the governance. A fixed sequence — review, consent, technical setup — ensures every Full Member crossed the same threshold in the same order, so nobody slips into full rights without having encountered the constraints that come with them.</w:t>
+      </w:r>
+    </w:p>
+    <w:p>
+      <w:pPr>
+        <w:pStyle w:val="BodyText"/>
+      </w:pPr>
+      <w:r>
+        <w:t xml:space="preserve">&gt;</w:t>
+      </w:r>
+      <w:r>
+        <w:t xml:space="preserve"> </w:t>
+      </w:r>
       <w:r>
         <w:rPr>
           <w:b/>
@@ -517,13 +553,17 @@
         </w:rPr>
         <w:t xml:space="preserve">Instructions — How to fill this in</w:t>
       </w:r>
-    </w:p>
-    <w:p>
-      <w:pPr>
-        <w:pStyle w:val="BlockText"/>
-      </w:pPr>
-      <w:r>
-        <w:t xml:space="preserve">List the ordered steps every new member must complete to move from applicant to Full Member. Include explicit consent steps and any tooling/access provisioning required.</w:t>
+      <w:r>
+        <w:t xml:space="preserve"> </w:t>
+      </w:r>
+      <w:r>
+        <w:t xml:space="preserve">&gt;</w:t>
+      </w:r>
+      <w:r>
+        <w:t xml:space="preserve"> </w:t>
+      </w:r>
+      <w:r>
+        <w:t xml:space="preserve">&gt; List the ordered steps every new member must complete to move from applicant to Full Member. Include explicit consent steps and any tooling/access provisioning required.</w:t>
       </w:r>
     </w:p>
     <w:p>
@@ -687,8 +727,14 @@
     </w:p>
     <w:p>
       <w:pPr>
-        <w:pStyle w:val="BlockText"/>
-      </w:pPr>
+        <w:pStyle w:val="BodyText"/>
+      </w:pPr>
+      <w:r>
+        <w:t xml:space="preserve">&gt;</w:t>
+      </w:r>
+      <w:r>
+        <w:t xml:space="preserve"> </w:t>
+      </w:r>
       <w:r>
         <w:rPr>
           <w:b/>
@@ -696,13 +742,17 @@
         </w:rPr>
         <w:t xml:space="preserve">Rationale — Why assign a state at the end of onboarding</w:t>
       </w:r>
-    </w:p>
-    <w:p>
-      <w:pPr>
-        <w:pStyle w:val="BlockText"/>
-      </w:pPr>
-      <w:r>
-        <w:t xml:space="preserve">Between</w:t>
+      <w:r>
+        <w:t xml:space="preserve"> </w:t>
+      </w:r>
+      <w:r>
+        <w:t xml:space="preserve">&gt;</w:t>
+      </w:r>
+      <w:r>
+        <w:t xml:space="preserve"> </w:t>
+      </w:r>
+      <w:r>
+        <w:t xml:space="preserve">&gt; Between</w:t>
       </w:r>
       <w:r>
         <w:t xml:space="preserve"> </w:t>
@@ -731,8 +781,14 @@
     </w:p>
     <w:p>
       <w:pPr>
-        <w:pStyle w:val="BlockText"/>
-      </w:pPr>
+        <w:pStyle w:val="BodyText"/>
+      </w:pPr>
+      <w:r>
+        <w:t xml:space="preserve">&gt;</w:t>
+      </w:r>
+      <w:r>
+        <w:t xml:space="preserve"> </w:t>
+      </w:r>
       <w:r>
         <w:rPr>
           <w:b/>
@@ -740,13 +796,17 @@
         </w:rPr>
         <w:t xml:space="preserve">Instructions — How to fill this in</w:t>
       </w:r>
-    </w:p>
-    <w:p>
-      <w:pPr>
-        <w:pStyle w:val="BlockText"/>
-      </w:pPr>
-      <w:r>
-        <w:t xml:space="preserve">State the membership states a member transitions through during onboarding, and what triggers each transition. Reference the Membership State Registry.</w:t>
+      <w:r>
+        <w:t xml:space="preserve"> </w:t>
+      </w:r>
+      <w:r>
+        <w:t xml:space="preserve">&gt;</w:t>
+      </w:r>
+      <w:r>
+        <w:t xml:space="preserve"> </w:t>
+      </w:r>
+      <w:r>
+        <w:t xml:space="preserve">&gt; State the membership states a member transitions through during onboarding, and what triggers each transition. Reference the Membership State Registry.</w:t>
       </w:r>
     </w:p>
     <w:p>
@@ -906,8 +966,14 @@
     </w:p>
     <w:p>
       <w:pPr>
-        <w:pStyle w:val="BlockText"/>
-      </w:pPr>
+        <w:pStyle w:val="BodyText"/>
+      </w:pPr>
+      <w:r>
+        <w:t xml:space="preserve">&gt;</w:t>
+      </w:r>
+      <w:r>
+        <w:t xml:space="preserve"> </w:t>
+      </w:r>
       <w:r>
         <w:rPr>
           <w:b/>
@@ -915,19 +981,29 @@
         </w:rPr>
         <w:t xml:space="preserve">Rationale — Why bound the trial period</w:t>
       </w:r>
-    </w:p>
-    <w:p>
-      <w:pPr>
-        <w:pStyle w:val="BlockText"/>
-      </w:pPr>
-      <w:r>
-        <w:t xml:space="preserve">An unbounded trial is a second-class membership that never ends — all obligations, fewer rights. Fixing the duration, the criteria, and the failure path forces a decision point: either the new member transitions into full standing or a defined exit runs. It prevents the trial state from becoming a permanent holding pen.</w:t>
-      </w:r>
-    </w:p>
-    <w:p>
-      <w:pPr>
-        <w:pStyle w:val="BlockText"/>
-      </w:pPr>
+      <w:r>
+        <w:t xml:space="preserve"> </w:t>
+      </w:r>
+      <w:r>
+        <w:t xml:space="preserve">&gt;</w:t>
+      </w:r>
+      <w:r>
+        <w:t xml:space="preserve"> </w:t>
+      </w:r>
+      <w:r>
+        <w:t xml:space="preserve">&gt; An unbounded trial is a second-class membership that never ends — all obligations, fewer rights. Fixing the duration, the criteria, and the failure path forces a decision point: either the new member transitions into full standing or a defined exit runs. It prevents the trial state from becoming a permanent holding pen.</w:t>
+      </w:r>
+    </w:p>
+    <w:p>
+      <w:pPr>
+        <w:pStyle w:val="BodyText"/>
+      </w:pPr>
+      <w:r>
+        <w:t xml:space="preserve">&gt;</w:t>
+      </w:r>
+      <w:r>
+        <w:t xml:space="preserve"> </w:t>
+      </w:r>
       <w:r>
         <w:rPr>
           <w:b/>
@@ -935,13 +1011,17 @@
         </w:rPr>
         <w:t xml:space="preserve">Instructions — How to fill this in</w:t>
       </w:r>
-    </w:p>
-    <w:p>
-      <w:pPr>
-        <w:pStyle w:val="BlockText"/>
-      </w:pPr>
-      <w:r>
-        <w:t xml:space="preserve">Define the duration, evaluation criteria, transition decision, grace period, failure path, and any extension rules. Trial rights are defined in the Membership State Registry.</w:t>
+      <w:r>
+        <w:t xml:space="preserve"> </w:t>
+      </w:r>
+      <w:r>
+        <w:t xml:space="preserve">&gt;</w:t>
+      </w:r>
+      <w:r>
+        <w:t xml:space="preserve"> </w:t>
+      </w:r>
+      <w:r>
+        <w:t xml:space="preserve">&gt; Define the duration, evaluation criteria, transition decision, grace period, failure path, and any extension rules. Trial rights are defined in the Membership State Registry.</w:t>
       </w:r>
     </w:p>
     <w:p>
@@ -1117,6 +1197,13 @@
       </w:r>
       <w:r>
         <w:t xml:space="preserve"> </w:t>
+      </w:r>
+      <w:r>
+        <w:rPr>
+          <w:i/>
+          <w:iCs/>
+        </w:rPr>
+        <w:t xml:space="preserve">&lt;reference Membership State Registry.&gt;</w:t>
       </w:r>
     </w:p>
     <w:p>
@@ -1186,8 +1273,14 @@
     </w:p>
     <w:p>
       <w:pPr>
-        <w:pStyle w:val="BlockText"/>
-      </w:pPr>
+        <w:pStyle w:val="BodyText"/>
+      </w:pPr>
+      <w:r>
+        <w:t xml:space="preserve">&gt;</w:t>
+      </w:r>
+      <w:r>
+        <w:t xml:space="preserve"> </w:t>
+      </w:r>
       <w:r>
         <w:rPr>
           <w:b/>
@@ -1195,13 +1288,17 @@
         </w:rPr>
         <w:t xml:space="preserve">Rationale — Why keep the record permanent</w:t>
       </w:r>
-    </w:p>
-    <w:p>
-      <w:pPr>
-        <w:pStyle w:val="BlockText"/>
-      </w:pPr>
-      <w:r>
-        <w:t xml:space="preserve">The completion record is the evidence that a member consented to a specific version of the rules on a specific date. Losing or editing it would make it impossible to answer, months or years later,</w:t>
+      <w:r>
+        <w:t xml:space="preserve"> </w:t>
+      </w:r>
+      <w:r>
+        <w:t xml:space="preserve">&gt;</w:t>
+      </w:r>
+      <w:r>
+        <w:t xml:space="preserve"> </w:t>
+      </w:r>
+      <w:r>
+        <w:t xml:space="preserve">&gt; The completion record is the evidence that a member consented to a specific version of the rules on a specific date. Losing or editing it would make it impossible to answer, months or years later,</w:t>
       </w:r>
       <w:r>
         <w:t xml:space="preserve"> </w:t>
@@ -1218,8 +1315,14 @@
     </w:p>
     <w:p>
       <w:pPr>
-        <w:pStyle w:val="BlockText"/>
-      </w:pPr>
+        <w:pStyle w:val="BodyText"/>
+      </w:pPr>
+      <w:r>
+        <w:t xml:space="preserve">&gt;</w:t>
+      </w:r>
+      <w:r>
+        <w:t xml:space="preserve"> </w:t>
+      </w:r>
       <w:r>
         <w:rPr>
           <w:b/>
@@ -1227,18 +1330,22 @@
         </w:rPr>
         <w:t xml:space="preserve">Instructions — How to fill this in</w:t>
       </w:r>
-    </w:p>
-    <w:p>
-      <w:pPr>
-        <w:pStyle w:val="BlockText"/>
-      </w:pPr>
-      <w:r>
-        <w:t xml:space="preserve">State where the completion record is kept, what it captures (timestamp, artifact versions consented to), and the retention rule.</w:t>
-      </w:r>
-    </w:p>
-    <w:p>
-      <w:pPr>
-        <w:pStyle w:val="FirstParagraph"/>
+      <w:r>
+        <w:t xml:space="preserve"> </w:t>
+      </w:r>
+      <w:r>
+        <w:t xml:space="preserve">&gt;</w:t>
+      </w:r>
+      <w:r>
+        <w:t xml:space="preserve"> </w:t>
+      </w:r>
+      <w:r>
+        <w:t xml:space="preserve">&gt; State where the completion record is kept, what it captures (timestamp, artifact versions consented to), and the retention rule.</w:t>
+      </w:r>
+    </w:p>
+    <w:p>
+      <w:pPr>
+        <w:pStyle w:val="BodyText"/>
       </w:pPr>
       <w:r>
         <w:rPr>
@@ -1283,6 +1390,9 @@
       <w:r>
         <w:t xml:space="preserve"> </w:t>
       </w:r>
+      <w:r>
+        <w:t xml:space="preserve">&lt;YYYY-MM-DD&gt;</w:t>
+      </w:r>
     </w:p>
     <w:p>
       <w:pPr>
@@ -1324,6 +1434,9 @@
       <w:r>
         <w:t xml:space="preserve"> </w:t>
       </w:r>
+      <w:r>
+        <w:t xml:space="preserve">&lt;version&gt;</w:t>
+      </w:r>
     </w:p>
     <w:p>
       <w:pPr>
@@ -1342,6 +1455,9 @@
       </w:r>
       <w:r>
         <w:t xml:space="preserve"> </w:t>
+      </w:r>
+      <w:r>
+        <w:t xml:space="preserve">&lt;link to decision record&gt;</w:t>
       </w:r>
     </w:p>
     <w:bookmarkEnd w:id="23"/>

--- a/static/downloads/en/docx/layer-1/onboarding-protocol.docx
+++ b/static/downloads/en/docx/layer-1/onboarding-protocol.docx
@@ -87,7 +87,7 @@
         <w:t xml:space="preserve"> </w:t>
       </w:r>
       <w:r>
-        <w:t xml:space="preserve">2026-07-07</w:t>
+        <w:t xml:space="preserve">2026-08-31</w:t>
       </w:r>
     </w:p>
     <w:p>
